--- a/session13/BT1.docx
+++ b/session13/BT1.docx
@@ -5,12 +5,14 @@
     <w:p>
       <w:pPr>
         <w:rPr>
+          <w:rFonts w:ascii="Times New Roman" w:hAnsi="Times New Roman" w:cs="Times New Roman"/>
           <w:b/>
           <w:bCs/>
         </w:rPr>
       </w:pPr>
       <w:r>
         <w:rPr>
+          <w:rFonts w:ascii="Times New Roman" w:hAnsi="Times New Roman" w:cs="Times New Roman"/>
           <w:b/>
           <w:bCs/>
         </w:rPr>
@@ -20,12 +22,14 @@
     <w:p>
       <w:pPr>
         <w:rPr>
+          <w:rFonts w:ascii="Times New Roman" w:hAnsi="Times New Roman" w:cs="Times New Roman"/>
           <w:b/>
           <w:bCs/>
         </w:rPr>
       </w:pPr>
       <w:r>
         <w:rPr>
+          <w:rFonts w:ascii="Times New Roman" w:hAnsi="Times New Roman" w:cs="Times New Roman"/>
           <w:b/>
           <w:bCs/>
         </w:rPr>
@@ -34,40 +38,31 @@
     </w:p>
     <w:tbl>
       <w:tblPr>
+        <w:tblStyle w:val="TableGrid"/>
         <w:tblW w:w="0" w:type="auto"/>
-        <w:tblCellSpacing w:w="15" w:type="dxa"/>
-        <w:tblCellMar>
-          <w:top w:w="15" w:type="dxa"/>
-          <w:left w:w="15" w:type="dxa"/>
-          <w:bottom w:w="15" w:type="dxa"/>
-          <w:right w:w="15" w:type="dxa"/>
-        </w:tblCellMar>
         <w:tblLook w:val="04A0" w:firstRow="1" w:lastRow="0" w:firstColumn="1" w:lastColumn="0" w:noHBand="0" w:noVBand="1"/>
       </w:tblPr>
       <w:tblGrid>
-        <w:gridCol w:w="2412"/>
-        <w:gridCol w:w="6948"/>
+        <w:gridCol w:w="2508"/>
+        <w:gridCol w:w="6842"/>
       </w:tblGrid>
       <w:tr>
-        <w:trPr>
-          <w:tblHeader/>
-          <w:tblCellSpacing w:w="15" w:type="dxa"/>
-        </w:trPr>
         <w:tc>
           <w:tcPr>
             <w:tcW w:w="0" w:type="auto"/>
-            <w:vAlign w:val="center"/>
             <w:hideMark/>
           </w:tcPr>
           <w:p>
             <w:pPr>
               <w:rPr>
+                <w:rFonts w:ascii="Times New Roman" w:hAnsi="Times New Roman" w:cs="Times New Roman"/>
                 <w:b/>
                 <w:bCs/>
               </w:rPr>
             </w:pPr>
             <w:r>
               <w:rPr>
+                <w:rFonts w:ascii="Times New Roman" w:hAnsi="Times New Roman" w:cs="Times New Roman"/>
                 <w:b/>
                 <w:bCs/>
               </w:rPr>
@@ -78,18 +73,19 @@
         <w:tc>
           <w:tcPr>
             <w:tcW w:w="0" w:type="auto"/>
-            <w:vAlign w:val="center"/>
             <w:hideMark/>
           </w:tcPr>
           <w:p>
             <w:pPr>
               <w:rPr>
+                <w:rFonts w:ascii="Times New Roman" w:hAnsi="Times New Roman" w:cs="Times New Roman"/>
                 <w:b/>
                 <w:bCs/>
               </w:rPr>
             </w:pPr>
             <w:r>
               <w:rPr>
+                <w:rFonts w:ascii="Times New Roman" w:hAnsi="Times New Roman" w:cs="Times New Roman"/>
                 <w:b/>
                 <w:bCs/>
               </w:rPr>
@@ -99,18 +95,20 @@
         </w:tc>
       </w:tr>
       <w:tr>
-        <w:trPr>
-          <w:tblCellSpacing w:w="15" w:type="dxa"/>
-        </w:trPr>
         <w:tc>
           <w:tcPr>
             <w:tcW w:w="0" w:type="auto"/>
-            <w:vAlign w:val="center"/>
             <w:hideMark/>
           </w:tcPr>
           <w:p>
+            <w:pPr>
+              <w:rPr>
+                <w:rFonts w:ascii="Times New Roman" w:hAnsi="Times New Roman" w:cs="Times New Roman"/>
+              </w:rPr>
+            </w:pPr>
             <w:r>
               <w:rPr>
+                <w:rFonts w:ascii="Times New Roman" w:hAnsi="Times New Roman" w:cs="Times New Roman"/>
                 <w:b/>
                 <w:bCs/>
               </w:rPr>
@@ -121,39 +119,52 @@
         <w:tc>
           <w:tcPr>
             <w:tcW w:w="0" w:type="auto"/>
-            <w:vAlign w:val="center"/>
             <w:hideMark/>
           </w:tcPr>
           <w:p>
+            <w:pPr>
+              <w:rPr>
+                <w:rFonts w:ascii="Times New Roman" w:hAnsi="Times New Roman" w:cs="Times New Roman"/>
+              </w:rPr>
+            </w:pPr>
             <w:r>
+              <w:rPr>
+                <w:rFonts w:ascii="Times New Roman" w:hAnsi="Times New Roman" w:cs="Times New Roman"/>
+              </w:rPr>
               <w:t xml:space="preserve">Trường “Giới tính” đang sử dụng </w:t>
             </w:r>
             <w:r>
               <w:rPr>
+                <w:rFonts w:ascii="Times New Roman" w:hAnsi="Times New Roman" w:cs="Times New Roman"/>
                 <w:b/>
                 <w:bCs/>
               </w:rPr>
               <w:t>Checkbox</w:t>
             </w:r>
             <w:r>
+              <w:rPr>
+                <w:rFonts w:ascii="Times New Roman" w:hAnsi="Times New Roman" w:cs="Times New Roman"/>
+              </w:rPr>
               <w:t>, cho phép người dùng chọn đồng thời cả Nam và Nữ hoặc không chọn gì.</w:t>
             </w:r>
           </w:p>
         </w:tc>
       </w:tr>
       <w:tr>
-        <w:trPr>
-          <w:tblCellSpacing w:w="15" w:type="dxa"/>
-        </w:trPr>
         <w:tc>
           <w:tcPr>
             <w:tcW w:w="0" w:type="auto"/>
-            <w:vAlign w:val="center"/>
             <w:hideMark/>
           </w:tcPr>
           <w:p>
+            <w:pPr>
+              <w:rPr>
+                <w:rFonts w:ascii="Times New Roman" w:hAnsi="Times New Roman" w:cs="Times New Roman"/>
+              </w:rPr>
+            </w:pPr>
             <w:r>
               <w:rPr>
+                <w:rFonts w:ascii="Times New Roman" w:hAnsi="Times New Roman" w:cs="Times New Roman"/>
                 <w:b/>
                 <w:bCs/>
               </w:rPr>
@@ -164,12 +175,17 @@
         <w:tc>
           <w:tcPr>
             <w:tcW w:w="0" w:type="auto"/>
-            <w:vAlign w:val="center"/>
             <w:hideMark/>
           </w:tcPr>
           <w:p>
+            <w:pPr>
+              <w:rPr>
+                <w:rFonts w:ascii="Times New Roman" w:hAnsi="Times New Roman" w:cs="Times New Roman"/>
+              </w:rPr>
+            </w:pPr>
             <w:r>
               <w:rPr>
+                <w:rFonts w:ascii="Times New Roman" w:hAnsi="Times New Roman" w:cs="Times New Roman"/>
                 <w:b/>
                 <w:bCs/>
               </w:rPr>
@@ -179,18 +195,20 @@
         </w:tc>
       </w:tr>
       <w:tr>
-        <w:trPr>
-          <w:tblCellSpacing w:w="15" w:type="dxa"/>
-        </w:trPr>
         <w:tc>
           <w:tcPr>
             <w:tcW w:w="0" w:type="auto"/>
-            <w:vAlign w:val="center"/>
             <w:hideMark/>
           </w:tcPr>
           <w:p>
+            <w:pPr>
+              <w:rPr>
+                <w:rFonts w:ascii="Times New Roman" w:hAnsi="Times New Roman" w:cs="Times New Roman"/>
+              </w:rPr>
+            </w:pPr>
             <w:r>
               <w:rPr>
+                <w:rFonts w:ascii="Times New Roman" w:hAnsi="Times New Roman" w:cs="Times New Roman"/>
                 <w:b/>
                 <w:bCs/>
               </w:rPr>
@@ -201,12 +219,17 @@
         <w:tc>
           <w:tcPr>
             <w:tcW w:w="0" w:type="auto"/>
-            <w:vAlign w:val="center"/>
             <w:hideMark/>
           </w:tcPr>
           <w:p>
+            <w:pPr>
+              <w:rPr>
+                <w:rFonts w:ascii="Times New Roman" w:hAnsi="Times New Roman" w:cs="Times New Roman"/>
+              </w:rPr>
+            </w:pPr>
             <w:r>
               <w:rPr>
+                <w:rFonts w:ascii="Times New Roman" w:hAnsi="Times New Roman" w:cs="Times New Roman"/>
                 <w:b/>
                 <w:bCs/>
               </w:rPr>
@@ -219,12 +242,14 @@
     <w:p>
       <w:pPr>
         <w:rPr>
+          <w:rFonts w:ascii="Times New Roman" w:hAnsi="Times New Roman" w:cs="Times New Roman"/>
           <w:b/>
           <w:bCs/>
         </w:rPr>
       </w:pPr>
       <w:r>
         <w:rPr>
+          <w:rFonts w:ascii="Times New Roman" w:hAnsi="Times New Roman" w:cs="Times New Roman"/>
           <w:b/>
           <w:bCs/>
         </w:rPr>
@@ -232,29 +257,43 @@
       </w:r>
     </w:p>
     <w:p>
-      <w:r>
+      <w:pPr>
+        <w:rPr>
+          <w:rFonts w:ascii="Times New Roman" w:hAnsi="Times New Roman" w:cs="Times New Roman"/>
+        </w:rPr>
+      </w:pPr>
+      <w:r>
+        <w:rPr>
+          <w:rFonts w:ascii="Times New Roman" w:hAnsi="Times New Roman" w:cs="Times New Roman"/>
+        </w:rPr>
         <w:t xml:space="preserve">Thay riêng trường </w:t>
       </w:r>
       <w:r>
         <w:rPr>
+          <w:rFonts w:ascii="Times New Roman" w:hAnsi="Times New Roman" w:cs="Times New Roman"/>
           <w:b/>
           <w:bCs/>
         </w:rPr>
         <w:t>“Giới tính”</w:t>
       </w:r>
       <w:r>
+        <w:rPr>
+          <w:rFonts w:ascii="Times New Roman" w:hAnsi="Times New Roman" w:cs="Times New Roman"/>
+        </w:rPr>
         <w:t xml:space="preserve"> từ Checkbox sang Radio Button, giữ nguyên mức độ Wireframe.</w:t>
       </w:r>
     </w:p>
     <w:p>
       <w:pPr>
         <w:rPr>
+          <w:rFonts w:ascii="Times New Roman" w:hAnsi="Times New Roman" w:cs="Times New Roman"/>
           <w:b/>
           <w:bCs/>
         </w:rPr>
       </w:pPr>
       <w:r>
         <w:rPr>
+          <w:rFonts w:ascii="Times New Roman" w:hAnsi="Times New Roman" w:cs="Times New Roman"/>
           <w:b/>
           <w:bCs/>
         </w:rPr>
@@ -262,19 +301,43 @@
       </w:r>
     </w:p>
     <w:p>
-      <w:r>
+      <w:pPr>
+        <w:rPr>
+          <w:rFonts w:ascii="Times New Roman" w:hAnsi="Times New Roman" w:cs="Times New Roman"/>
+          <w:lang w:val="vi-VN"/>
+        </w:rPr>
+      </w:pPr>
+      <w:r>
+        <w:rPr>
+          <w:rFonts w:ascii="Times New Roman" w:hAnsi="Times New Roman" w:cs="Times New Roman"/>
+        </w:rPr>
         <w:t>Giới tính:</w:t>
       </w:r>
     </w:p>
-    <w:p/>
     <w:p>
-      <w:r>
+      <w:pPr>
+        <w:rPr>
+          <w:rFonts w:ascii="Times New Roman" w:hAnsi="Times New Roman" w:cs="Times New Roman"/>
+          <w:lang w:val="vi-VN"/>
+        </w:rPr>
+      </w:pPr>
+      <w:r>
+        <w:rPr>
+          <w:rFonts w:ascii="Times New Roman" w:hAnsi="Times New Roman" w:cs="Times New Roman"/>
+        </w:rPr>
         <w:t>○ Nam</w:t>
       </w:r>
     </w:p>
-    <w:p/>
     <w:p>
-      <w:r>
+      <w:pPr>
+        <w:rPr>
+          <w:rFonts w:ascii="Times New Roman" w:hAnsi="Times New Roman" w:cs="Times New Roman"/>
+        </w:rPr>
+      </w:pPr>
+      <w:r>
+        <w:rPr>
+          <w:rFonts w:ascii="Times New Roman" w:hAnsi="Times New Roman" w:cs="Times New Roman"/>
+        </w:rPr>
         <w:t>○ Nữ</w:t>
       </w:r>
     </w:p>
@@ -284,18 +347,28 @@
           <w:ilvl w:val="0"/>
           <w:numId w:val="1"/>
         </w:numPr>
-      </w:pPr>
-      <w:r>
+        <w:rPr>
+          <w:rFonts w:ascii="Times New Roman" w:hAnsi="Times New Roman" w:cs="Times New Roman"/>
+        </w:rPr>
+      </w:pPr>
+      <w:r>
+        <w:rPr>
+          <w:rFonts w:ascii="Times New Roman" w:hAnsi="Times New Roman" w:cs="Times New Roman"/>
+        </w:rPr>
         <w:t xml:space="preserve">Sử dụng </w:t>
       </w:r>
       <w:r>
         <w:rPr>
+          <w:rFonts w:ascii="Times New Roman" w:hAnsi="Times New Roman" w:cs="Times New Roman"/>
           <w:b/>
           <w:bCs/>
         </w:rPr>
         <w:t>Radio Button</w:t>
       </w:r>
       <w:r>
+        <w:rPr>
+          <w:rFonts w:ascii="Times New Roman" w:hAnsi="Times New Roman" w:cs="Times New Roman"/>
+        </w:rPr>
         <w:t xml:space="preserve"> cho Nam và Nữ.</w:t>
       </w:r>
     </w:p>
@@ -305,8 +378,14 @@
           <w:ilvl w:val="0"/>
           <w:numId w:val="1"/>
         </w:numPr>
-      </w:pPr>
-      <w:r>
+        <w:rPr>
+          <w:rFonts w:ascii="Times New Roman" w:hAnsi="Times New Roman" w:cs="Times New Roman"/>
+        </w:rPr>
+      </w:pPr>
+      <w:r>
+        <w:rPr>
+          <w:rFonts w:ascii="Times New Roman" w:hAnsi="Times New Roman" w:cs="Times New Roman"/>
+        </w:rPr>
         <w:t>Hai Radio Button thuộc cùng một nhóm.</w:t>
       </w:r>
     </w:p>
@@ -316,18 +395,28 @@
           <w:ilvl w:val="0"/>
           <w:numId w:val="1"/>
         </w:numPr>
-      </w:pPr>
-      <w:r>
+        <w:rPr>
+          <w:rFonts w:ascii="Times New Roman" w:hAnsi="Times New Roman" w:cs="Times New Roman"/>
+        </w:rPr>
+      </w:pPr>
+      <w:r>
+        <w:rPr>
+          <w:rFonts w:ascii="Times New Roman" w:hAnsi="Times New Roman" w:cs="Times New Roman"/>
+        </w:rPr>
         <w:t xml:space="preserve">Tại một thời điểm chỉ được chọn </w:t>
       </w:r>
       <w:r>
         <w:rPr>
+          <w:rFonts w:ascii="Times New Roman" w:hAnsi="Times New Roman" w:cs="Times New Roman"/>
           <w:b/>
           <w:bCs/>
         </w:rPr>
         <w:t>1 giá trị</w:t>
       </w:r>
       <w:r>
+        <w:rPr>
+          <w:rFonts w:ascii="Times New Roman" w:hAnsi="Times New Roman" w:cs="Times New Roman"/>
+        </w:rPr>
         <w:t>.</w:t>
       </w:r>
     </w:p>
@@ -337,18 +426,28 @@
           <w:ilvl w:val="0"/>
           <w:numId w:val="1"/>
         </w:numPr>
-      </w:pPr>
-      <w:r>
+        <w:rPr>
+          <w:rFonts w:ascii="Times New Roman" w:hAnsi="Times New Roman" w:cs="Times New Roman"/>
+        </w:rPr>
+      </w:pPr>
+      <w:r>
+        <w:rPr>
+          <w:rFonts w:ascii="Times New Roman" w:hAnsi="Times New Roman" w:cs="Times New Roman"/>
+        </w:rPr>
         <w:t xml:space="preserve">Giữ nguyên </w:t>
       </w:r>
       <w:r>
         <w:rPr>
+          <w:rFonts w:ascii="Times New Roman" w:hAnsi="Times New Roman" w:cs="Times New Roman"/>
           <w:b/>
           <w:bCs/>
         </w:rPr>
         <w:t>khung xám và phong cách Wireframe</w:t>
       </w:r>
       <w:r>
+        <w:rPr>
+          <w:rFonts w:ascii="Times New Roman" w:hAnsi="Times New Roman" w:cs="Times New Roman"/>
+        </w:rPr>
         <w:t>, không cần màu sắc hoặc hình ảnh thật.</w:t>
       </w:r>
     </w:p>
@@ -358,30 +457,42 @@
           <w:ilvl w:val="0"/>
           <w:numId w:val="1"/>
         </w:numPr>
-      </w:pPr>
-      <w:r>
+        <w:rPr>
+          <w:rFonts w:ascii="Times New Roman" w:hAnsi="Times New Roman" w:cs="Times New Roman"/>
+        </w:rPr>
+      </w:pPr>
+      <w:r>
+        <w:rPr>
+          <w:rFonts w:ascii="Times New Roman" w:hAnsi="Times New Roman" w:cs="Times New Roman"/>
+        </w:rPr>
         <w:t xml:space="preserve">Chỉ sửa trường </w:t>
       </w:r>
       <w:r>
         <w:rPr>
+          <w:rFonts w:ascii="Times New Roman" w:hAnsi="Times New Roman" w:cs="Times New Roman"/>
           <w:b/>
           <w:bCs/>
         </w:rPr>
         <w:t>“Giới tính”</w:t>
       </w:r>
       <w:r>
+        <w:rPr>
+          <w:rFonts w:ascii="Times New Roman" w:hAnsi="Times New Roman" w:cs="Times New Roman"/>
+        </w:rPr>
         <w:t>, không dựng lại toàn bộ Form.</w:t>
       </w:r>
     </w:p>
     <w:p>
       <w:pPr>
         <w:rPr>
+          <w:rFonts w:ascii="Times New Roman" w:hAnsi="Times New Roman" w:cs="Times New Roman"/>
           <w:b/>
           <w:bCs/>
         </w:rPr>
       </w:pPr>
       <w:r>
         <w:rPr>
+          <w:rFonts w:ascii="Times New Roman" w:hAnsi="Times New Roman" w:cs="Times New Roman"/>
           <w:b/>
           <w:bCs/>
         </w:rPr>
@@ -389,43 +500,80 @@
       </w:r>
     </w:p>
     <w:p>
-      <w:r>
+      <w:pPr>
+        <w:rPr>
+          <w:rFonts w:ascii="Times New Roman" w:hAnsi="Times New Roman" w:cs="Times New Roman"/>
+        </w:rPr>
+      </w:pPr>
+      <w:r>
+        <w:rPr>
+          <w:rFonts w:ascii="Times New Roman" w:hAnsi="Times New Roman" w:cs="Times New Roman"/>
+        </w:rPr>
         <w:t xml:space="preserve">Trường “Giới tính” đã được chuyển từ </w:t>
       </w:r>
       <w:r>
         <w:rPr>
+          <w:rFonts w:ascii="Times New Roman" w:hAnsi="Times New Roman" w:cs="Times New Roman"/>
           <w:b/>
           <w:bCs/>
         </w:rPr>
         <w:t>Checkbox</w:t>
       </w:r>
       <w:r>
+        <w:rPr>
+          <w:rFonts w:ascii="Times New Roman" w:hAnsi="Times New Roman" w:cs="Times New Roman"/>
+        </w:rPr>
         <w:t xml:space="preserve"> sang </w:t>
       </w:r>
       <w:r>
         <w:rPr>
+          <w:rFonts w:ascii="Times New Roman" w:hAnsi="Times New Roman" w:cs="Times New Roman"/>
           <w:b/>
           <w:bCs/>
         </w:rPr>
         <w:t>Radio Button</w:t>
       </w:r>
       <w:r>
+        <w:rPr>
+          <w:rFonts w:ascii="Times New Roman" w:hAnsi="Times New Roman" w:cs="Times New Roman"/>
+        </w:rPr>
         <w:t>, đảm bảo người dùng chỉ có thể chọn duy nhất một lựa chọn.</w:t>
       </w:r>
     </w:p>
     <w:p>
-      <w:r>
-        <w:rPr>
+      <w:pPr>
+        <w:rPr>
+          <w:rFonts w:ascii="Times New Roman" w:hAnsi="Times New Roman" w:cs="Times New Roman"/>
+        </w:rPr>
+      </w:pPr>
+      <w:r>
+        <w:rPr>
+          <w:rFonts w:ascii="Times New Roman" w:hAnsi="Times New Roman" w:cs="Times New Roman"/>
           <w:b/>
           <w:bCs/>
         </w:rPr>
         <w:t>Link Figma:</w:t>
       </w:r>
       <w:r>
-        <w:t xml:space="preserve"> ........................................................</w:t>
+        <w:rPr>
+          <w:rFonts w:ascii="Times New Roman" w:hAnsi="Times New Roman" w:cs="Times New Roman"/>
+        </w:rPr>
+        <w:t xml:space="preserve"> </w:t>
+      </w:r>
+      <w:r>
+        <w:rPr>
+          <w:rFonts w:ascii="Times New Roman" w:hAnsi="Times New Roman" w:cs="Times New Roman"/>
+        </w:rPr>
+        <w:t>https://www.figma.com/design/GPfVvUbxt60AQggUlvnz4d/BT1?node-id=0-1&amp;t=f4rfWJsxaByEouZf-1</w:t>
       </w:r>
     </w:p>
-    <w:p/>
+    <w:p>
+      <w:pPr>
+        <w:rPr>
+          <w:rFonts w:ascii="Times New Roman" w:hAnsi="Times New Roman" w:cs="Times New Roman"/>
+        </w:rPr>
+      </w:pPr>
+    </w:p>
     <w:sectPr>
       <w:pgSz w:w="12240" w:h="15840"/>
       <w:pgMar w:top="1134" w:right="1440" w:bottom="1191" w:left="1440" w:header="720" w:footer="720" w:gutter="0"/>
@@ -1196,6 +1344,7 @@
   <w:style w:type="character" w:default="1" w:styleId="DefaultParagraphFont">
     <w:name w:val="Default Paragraph Font"/>
     <w:uiPriority w:val="1"/>
+    <w:semiHidden/>
     <w:unhideWhenUsed/>
   </w:style>
   <w:style w:type="table" w:default="1" w:styleId="TableNormal">
@@ -1508,6 +1657,25 @@
       <w:color w:val="0F4761" w:themeColor="accent1" w:themeShade="BF"/>
       <w:spacing w:val="5"/>
     </w:rPr>
+  </w:style>
+  <w:style w:type="table" w:styleId="TableGrid">
+    <w:name w:val="Table Grid"/>
+    <w:basedOn w:val="TableNormal"/>
+    <w:uiPriority w:val="39"/>
+    <w:rsid w:val="00817421"/>
+    <w:pPr>
+      <w:spacing w:after="0" w:line="240" w:lineRule="auto"/>
+    </w:pPr>
+    <w:tblPr>
+      <w:tblBorders>
+        <w:top w:val="single" w:sz="4" w:space="0" w:color="auto"/>
+        <w:left w:val="single" w:sz="4" w:space="0" w:color="auto"/>
+        <w:bottom w:val="single" w:sz="4" w:space="0" w:color="auto"/>
+        <w:right w:val="single" w:sz="4" w:space="0" w:color="auto"/>
+        <w:insideH w:val="single" w:sz="4" w:space="0" w:color="auto"/>
+        <w:insideV w:val="single" w:sz="4" w:space="0" w:color="auto"/>
+      </w:tblBorders>
+    </w:tblPr>
   </w:style>
 </w:styles>
 </file>
